--- a/chapters/code-repositories.docx
+++ b/chapters/code-repositories.docx
@@ -15,7 +15,7 @@
         <w:pStyle w:val="Date"/>
       </w:pPr>
       <w:r>
-        <w:t xml:space="preserve">Last modified: 2026-10-10 01:40:28 (PDT)</w:t>
+        <w:t xml:space="preserve">Last modified: 2026-10-11 02:07:28 (PDT)</w:t>
       </w:r>
     </w:p>
     <w:p>

--- a/chapters/code-repositories.docx
+++ b/chapters/code-repositories.docx
@@ -15,7 +15,7 @@
         <w:pStyle w:val="Date"/>
       </w:pPr>
       <w:r>
-        <w:t xml:space="preserve">Last modified: 2026-10-11 02:07:28 (PDT)</w:t>
+        <w:t xml:space="preserve">Last modified: 2026-10-11 19:47:18 (PDT)</w:t>
       </w:r>
     </w:p>
     <w:p>

--- a/chapters/code-repositories.docx
+++ b/chapters/code-repositories.docx
@@ -15,7 +15,7 @@
         <w:pStyle w:val="Date"/>
       </w:pPr>
       <w:r>
-        <w:t xml:space="preserve">Last modified: 2026-10-11 19:47:18 (PDT)</w:t>
+        <w:t xml:space="preserve">Last modified: 2026-10-11 20:59:42 (PDT)</w:t>
       </w:r>
     </w:p>
     <w:p>

--- a/chapters/code-repositories.docx
+++ b/chapters/code-repositories.docx
@@ -15,7 +15,7 @@
         <w:pStyle w:val="Date"/>
       </w:pPr>
       <w:r>
-        <w:t xml:space="preserve">Last modified: 2026-10-11 20:59:42 (PDT)</w:t>
+        <w:t xml:space="preserve">Last modified: 2026-10-11 21:04:29 (PDT)</w:t>
       </w:r>
     </w:p>
     <w:p>

--- a/chapters/code-repositories.docx
+++ b/chapters/code-repositories.docx
@@ -15,7 +15,7 @@
         <w:pStyle w:val="Date"/>
       </w:pPr>
       <w:r>
-        <w:t xml:space="preserve">Last modified: 2026-10-11 21:04:29 (PDT)</w:t>
+        <w:t xml:space="preserve">Last modified: 2026-10-12 00:36:52 (PDT)</w:t>
       </w:r>
     </w:p>
     <w:p>

--- a/chapters/code-repositories.docx
+++ b/chapters/code-repositories.docx
@@ -15,7 +15,7 @@
         <w:pStyle w:val="Date"/>
       </w:pPr>
       <w:r>
-        <w:t xml:space="preserve">Last modified: 2026-10-12 00:36:52 (PDT)</w:t>
+        <w:t xml:space="preserve">Last modified: 2026-10-12 01:04:11 (PDT)</w:t>
       </w:r>
     </w:p>
     <w:p>
@@ -47,7 +47,7 @@
         <w:t xml:space="preserve">This provides benefits for reproducibility, collaboration, and code quality even for analysis-only projects.</w:t>
       </w:r>
     </w:p>
-    <w:bookmarkStart w:id="13" w:name="template-repositories"/>
+    <w:bookmarkStart w:id="13" w:name="sec-template-repositories"/>
     <w:p>
       <w:pPr>
         <w:pStyle w:val="Heading2"/>
@@ -337,7 +337,7 @@
     </w:p>
     <w:bookmarkEnd w:id="12"/>
     <w:bookmarkEnd w:id="13"/>
-    <w:bookmarkStart w:id="23" w:name="package-structure"/>
+    <w:bookmarkStart w:id="23" w:name="sec-package-structure"/>
     <w:p>
       <w:pPr>
         <w:pStyle w:val="Heading2"/>
@@ -3479,7 +3479,7 @@
     </w:p>
     <w:bookmarkEnd w:id="22"/>
     <w:bookmarkEnd w:id="23"/>
-    <w:bookmarkStart w:id="24" w:name="rproj-files"/>
+    <w:bookmarkStart w:id="24" w:name="sec-rproj-files"/>
     <w:p>
       <w:pPr>
         <w:pStyle w:val="Heading2"/>
@@ -3551,7 +3551,7 @@
       </w:r>
     </w:p>
     <w:bookmarkEnd w:id="24"/>
-    <w:bookmarkStart w:id="29" w:name="organizing-the-data-raw-folder"/>
+    <w:bookmarkStart w:id="29" w:name="sec-organizing-the-data-raw-folder"/>
     <w:p>
       <w:pPr>
         <w:pStyle w:val="Heading2"/>

--- a/chapters/code-repositories.docx
+++ b/chapters/code-repositories.docx
@@ -15,7 +15,7 @@
         <w:pStyle w:val="Date"/>
       </w:pPr>
       <w:r>
-        <w:t xml:space="preserve">Last modified: 2026-10-12 01:04:11 (PDT)</w:t>
+        <w:t xml:space="preserve">Last modified: 2026-10-12 01:16:52 (PDT)</w:t>
       </w:r>
     </w:p>
     <w:p>

--- a/chapters/code-repositories.docx
+++ b/chapters/code-repositories.docx
@@ -15,7 +15,7 @@
         <w:pStyle w:val="Date"/>
       </w:pPr>
       <w:r>
-        <w:t xml:space="preserve">Last modified: 2026-10-12 01:16:52 (PDT)</w:t>
+        <w:t xml:space="preserve">Last modified: 2026-10-12 02:13:32 (PDT)</w:t>
       </w:r>
     </w:p>
     <w:p>

--- a/chapters/code-repositories.docx
+++ b/chapters/code-repositories.docx
@@ -15,7 +15,7 @@
         <w:pStyle w:val="Date"/>
       </w:pPr>
       <w:r>
-        <w:t xml:space="preserve">Last modified: 2026-10-12 02:13:32 (PDT)</w:t>
+        <w:t xml:space="preserve">Last modified: 2026-10-12 02:20:54 (PDT)</w:t>
       </w:r>
     </w:p>
     <w:p>

--- a/chapters/code-repositories.docx
+++ b/chapters/code-repositories.docx
@@ -15,7 +15,7 @@
         <w:pStyle w:val="Date"/>
       </w:pPr>
       <w:r>
-        <w:t xml:space="preserve">Last modified: 2026-10-12 02:20:54 (PDT)</w:t>
+        <w:t xml:space="preserve">Last modified: 2026-10-12 14:37:38 (PDT)</w:t>
       </w:r>
     </w:p>
     <w:p>

--- a/chapters/code-repositories.docx
+++ b/chapters/code-repositories.docx
@@ -15,7 +15,7 @@
         <w:pStyle w:val="Date"/>
       </w:pPr>
       <w:r>
-        <w:t xml:space="preserve">Last modified: 2026-10-12 14:37:38 (PDT)</w:t>
+        <w:t xml:space="preserve">Last modified: 2026-10-12 20:18:39 (PDT)</w:t>
       </w:r>
     </w:p>
     <w:p>

--- a/chapters/code-repositories.docx
+++ b/chapters/code-repositories.docx
@@ -15,7 +15,7 @@
         <w:pStyle w:val="Date"/>
       </w:pPr>
       <w:r>
-        <w:t xml:space="preserve">Last modified: 2026-10-12 20:18:39 (PDT)</w:t>
+        <w:t xml:space="preserve">Last modified: 2026-10-12 21:28:22 (PDT)</w:t>
       </w:r>
     </w:p>
     <w:p>

--- a/chapters/code-repositories.docx
+++ b/chapters/code-repositories.docx
@@ -15,7 +15,7 @@
         <w:pStyle w:val="Date"/>
       </w:pPr>
       <w:r>
-        <w:t xml:space="preserve">Last modified: 2026-10-12 21:28:22 (PDT)</w:t>
+        <w:t xml:space="preserve">Last modified: 2026-10-14 01:49:27 (PDT)</w:t>
       </w:r>
     </w:p>
     <w:p>

--- a/chapters/code-repositories.docx
+++ b/chapters/code-repositories.docx
@@ -15,7 +15,7 @@
         <w:pStyle w:val="Date"/>
       </w:pPr>
       <w:r>
-        <w:t xml:space="preserve">Last modified: 2026-10-14 01:49:27 (PDT)</w:t>
+        <w:t xml:space="preserve">Last modified: 2026-10-14 02:01:49 (PDT)</w:t>
       </w:r>
     </w:p>
     <w:p>

--- a/chapters/code-repositories.docx
+++ b/chapters/code-repositories.docx
@@ -15,7 +15,7 @@
         <w:pStyle w:val="Date"/>
       </w:pPr>
       <w:r>
-        <w:t xml:space="preserve">Last modified: 2026-10-14 02:01:49 (PDT)</w:t>
+        <w:t xml:space="preserve">Last modified: 2026-10-14 03:08:22 (PDT)</w:t>
       </w:r>
     </w:p>
     <w:p>
@@ -948,7 +948,7 @@
         <w:rPr>
           <w:rStyle w:val="VerbatimChar"/>
         </w:rPr>
-        <w:t xml:space="preserve">└── .Rproj              # RStudio project file</w:t>
+        <w:t xml:space="preserve">└── myproject.Rproj     # RStudio project file</w:t>
       </w:r>
     </w:p>
     <w:bookmarkEnd w:id="15"/>
@@ -1591,21 +1591,6 @@
         <w:t xml:space="preserve"> </w:t>
       </w:r>
       <w:r>
-        <w:t xml:space="preserve">or</w:t>
-      </w:r>
-      <w:r>
-        <w:t xml:space="preserve"> </w:t>
-      </w:r>
-      <w:r>
-        <w:rPr>
-          <w:rStyle w:val="VerbatimChar"/>
-        </w:rPr>
-        <w:t xml:space="preserve">.qmd</w:t>
-      </w:r>
-      <w:r>
-        <w:t xml:space="preserve"> </w:t>
-      </w:r>
-      <w:r>
         <w:t xml:space="preserve">files in</w:t>
       </w:r>
       <w:r>
@@ -2819,7 +2804,40 @@
         <w:pStyle w:val="FirstParagraph"/>
       </w:pPr>
       <w:r>
-        <w:t xml:space="preserve">This is especially useful when data upstream changes — you can simply run the shell script to reproduce everything. After running shell scripts,</w:t>
+        <w:t xml:space="preserve">This is especially useful when data upstream changes — you can simply run the shell script to reproduce everything.</w:t>
+      </w:r>
+      <w:r>
+        <w:t xml:space="preserve"> </w:t>
+      </w:r>
+      <w:r>
+        <w:rPr>
+          <w:rStyle w:val="VerbatimChar"/>
+        </w:rPr>
+        <w:t xml:space="preserve">Rscript</w:t>
+      </w:r>
+      <w:r>
+        <w:t xml:space="preserve"> </w:t>
+      </w:r>
+      <w:r>
+        <w:t xml:space="preserve">prints output and errors to the terminal and writes no log file, so check that output.</w:t>
+      </w:r>
+      <w:r>
+        <w:t xml:space="preserve"> </w:t>
+      </w:r>
+      <w:r>
+        <w:t xml:space="preserve">Alternatively, run each script with</w:t>
+      </w:r>
+      <w:r>
+        <w:t xml:space="preserve"> </w:t>
+      </w:r>
+      <w:r>
+        <w:rPr>
+          <w:rStyle w:val="VerbatimChar"/>
+        </w:rPr>
+        <w:t xml:space="preserve">R CMD BATCH</w:t>
+      </w:r>
+      <w:r>
+        <w:t xml:space="preserve">, which writes a</w:t>
       </w:r>
       <w:r>
         <w:t xml:space="preserve"> </w:t>
@@ -2834,7 +2852,7 @@
         <w:t xml:space="preserve"> </w:t>
       </w:r>
       <w:r>
-        <w:t xml:space="preserve">log files will be generated for each script. It is important to check these files to ensure everything has run correctly.</w:t>
+        <w:t xml:space="preserve">log file for each script, and check those files to ensure everything has run correctly.</w:t>
       </w:r>
     </w:p>
     <w:bookmarkEnd w:id="21"/>
@@ -4019,7 +4037,13 @@
         <w:pStyle w:val="FirstParagraph"/>
       </w:pPr>
       <w:r>
-        <w:t xml:space="preserve">This is the single most important file for your project. It will be responsible for a variety of common tasks, declare global variables, load functions, declare paths, and more.</w:t>
+        <w:t xml:space="preserve">This is the single most important file for your project.</w:t>
+      </w:r>
+      <w:r>
+        <w:t xml:space="preserve"> </w:t>
+      </w:r>
+      <w:r>
+        <w:t xml:space="preserve">It will be responsible for a variety of common tasks, declare global variables, load functions, declare paths, and more.</w:t>
       </w:r>
       <w:r>
         <w:t xml:space="preserve"> </w:t>
@@ -4044,7 +4068,7 @@
         <w:rPr>
           <w:rStyle w:val="VerbatimChar"/>
         </w:rPr>
-        <w:t xml:space="preserve">source("0-config")</w:t>
+        <w:t xml:space="preserve">source("0-config.R")</w:t>
       </w:r>
       <w:r>
         <w:t xml:space="preserve">, and its role is to reduce redundancy and create an abstraction layer that allows you to make changes in one place (</w:t>
@@ -4056,7 +4080,13 @@
         <w:t xml:space="preserve">0-config.R</w:t>
       </w:r>
       <w:r>
-        <w:t xml:space="preserve">) rather than 5 different files. To this end, paths which will be reference in multiple scripts (i.e. a</w:t>
+        <w:t xml:space="preserve">) rather than 5 different files.</w:t>
+      </w:r>
+      <w:r>
+        <w:t xml:space="preserve"> </w:t>
+      </w:r>
+      <w:r>
+        <w:t xml:space="preserve">To this end, paths which will be referenced in multiple scripts (e.g. a</w:t>
       </w:r>
       <w:r>
         <w:t xml:space="preserve"> </w:t>
@@ -4083,7 +4113,25 @@
         <w:t xml:space="preserve"> </w:t>
       </w:r>
       <w:r>
-        <w:t xml:space="preserve">and simply referred to by its variable name in scripts. If you ever want to change things, rename them, or even switch from a downsample to the full data, all you would then to need to do is modify the path in one place and the change will automatically update throughout your project. See the example config file for more details. The paths defined in the</w:t>
+        <w:t xml:space="preserve">and simply referred to by their variable names in scripts.</w:t>
+      </w:r>
+      <w:r>
+        <w:t xml:space="preserve"> </w:t>
+      </w:r>
+      <w:r>
+        <w:t xml:space="preserve">If you ever want to change things, rename them, or even switch from a downsample to the full data, all you would then need to do is modify the path in one place and the change will automatically update throughout your project.</w:t>
+      </w:r>
+      <w:r>
+        <w:t xml:space="preserve"> </w:t>
+      </w:r>
+      <w:r>
+        <w:t xml:space="preserve">See the example config file for more details.</w:t>
+      </w:r>
+      <w:r>
+        <w:t xml:space="preserve"> </w:t>
+      </w:r>
+      <w:r>
+        <w:t xml:space="preserve">The paths defined in the</w:t>
       </w:r>
       <w:r>
         <w:t xml:space="preserve"> </w:t>

--- a/chapters/code-repositories.docx
+++ b/chapters/code-repositories.docx
@@ -15,7 +15,7 @@
         <w:pStyle w:val="Date"/>
       </w:pPr>
       <w:r>
-        <w:t xml:space="preserve">Last modified: 2026-10-14 03:08:22 (PDT)</w:t>
+        <w:t xml:space="preserve">Last modified: 2026-10-14 03:38:56 (PDT)</w:t>
       </w:r>
     </w:p>
     <w:p>
@@ -67,13 +67,16 @@
         <w:t xml:space="preserve"> </w:t>
       </w:r>
       <w:r>
-        <w:t xml:space="preserve">begin from the lab’s template repository</w:t>
-      </w:r>
-      <w:r>
-        <w:t xml:space="preserve"> </w:t>
-      </w:r>
-      <w:r>
-        <w:t xml:space="preserve">(</w:t>
+        <w:t xml:space="preserve">begin from a template repository,</w:t>
+      </w:r>
+      <w:r>
+        <w:t xml:space="preserve"> </w:t>
+      </w:r>
+      <w:r>
+        <w:t xml:space="preserve">such as</w:t>
+      </w:r>
+      <w:r>
+        <w:t xml:space="preserve"> </w:t>
       </w:r>
       <w:hyperlink r:id="rId10">
         <w:r>
@@ -84,7 +87,7 @@
         </w:r>
       </w:hyperlink>
       <w:r>
-        <w:t xml:space="preserve">)</w:t>
+        <w:t xml:space="preserve">,</w:t>
       </w:r>
       <w:r>
         <w:t xml:space="preserve"> </w:t>
@@ -118,7 +121,7 @@
         <w:t xml:space="preserve"> </w:t>
       </w:r>
       <w:r>
-        <w:t xml:space="preserve">includes our standard structure, CI workflows, and documentation scaffolding.</w:t>
+        <w:t xml:space="preserve">includes a standard structure, CI workflows, and documentation scaffolding.</w:t>
       </w:r>
       <w:r>
         <w:t xml:space="preserve"> </w:t>
@@ -326,7 +329,7 @@
         <w:pStyle w:val="FirstParagraph"/>
       </w:pPr>
       <w:r>
-        <w:t xml:space="preserve">In short: if the lab ever mirrors this workflow onto a self-managed GitLab CE</w:t>
+        <w:t xml:space="preserve">In short: if you mirror this workflow onto a self-managed GitLab CE</w:t>
       </w:r>
       <w:r>
         <w:t xml:space="preserve"> </w:t>
@@ -355,10 +358,10 @@
           <w:b/>
           <w:bCs/>
         </w:rPr>
-        <w:t xml:space="preserve">All R projects in our lab should be structured as R packages</w:t>
-      </w:r>
-      <w:r>
-        <w:t xml:space="preserve">, even if they are primarily analysis projects and not intended for distribution on CRAN or Bioconductor. This standardized structure provides numerous benefits:</w:t>
+        <w:t xml:space="preserve">We recommend structuring every R project as an R package</w:t>
+      </w:r>
+      <w:r>
+        <w:t xml:space="preserve">, even one that is primarily an analysis project and not intended for distribution on CRAN or Bioconductor. This standardized structure provides numerous benefits:</w:t>
       </w:r>
     </w:p>
     <w:bookmarkStart w:id="14" w:name="why-use-r-package-structure"/>

--- a/chapters/code-repositories.docx
+++ b/chapters/code-repositories.docx
@@ -15,7 +15,7 @@
         <w:pStyle w:val="Date"/>
       </w:pPr>
       <w:r>
-        <w:t xml:space="preserve">Last modified: 2026-10-14 03:38:56 (PDT)</w:t>
+        <w:t xml:space="preserve">Last modified: 2026-10-14 04:06:05 (PDT)</w:t>
       </w:r>
     </w:p>
     <w:p>
@@ -1589,6 +1589,21 @@
           <w:rStyle w:val="VerbatimChar"/>
         </w:rPr>
         <w:t xml:space="preserve">.qmd</w:t>
+      </w:r>
+      <w:r>
+        <w:t xml:space="preserve"> </w:t>
+      </w:r>
+      <w:r>
+        <w:t xml:space="preserve">or</w:t>
+      </w:r>
+      <w:r>
+        <w:t xml:space="preserve"> </w:t>
+      </w:r>
+      <w:r>
+        <w:rPr>
+          <w:rStyle w:val="VerbatimChar"/>
+        </w:rPr>
+        <w:t xml:space="preserve">.Rmd</w:t>
       </w:r>
       <w:r>
         <w:t xml:space="preserve"> </w:t>

--- a/chapters/code-repositories.docx
+++ b/chapters/code-repositories.docx
@@ -15,7 +15,7 @@
         <w:pStyle w:val="Date"/>
       </w:pPr>
       <w:r>
-        <w:t xml:space="preserve">Last modified: 2026-10-14 04:06:05 (PDT)</w:t>
+        <w:t xml:space="preserve">Last modified: 2026-10-14 04:15:39 (PDT)</w:t>
       </w:r>
     </w:p>
     <w:p>

--- a/chapters/code-repositories.docx
+++ b/chapters/code-repositories.docx
@@ -15,7 +15,7 @@
         <w:pStyle w:val="Date"/>
       </w:pPr>
       <w:r>
-        <w:t xml:space="preserve">Last modified: 2026-10-14 04:15:39 (PDT)</w:t>
+        <w:t xml:space="preserve">Last modified: 2026-10-14 12:29:23 (PDT)</w:t>
       </w:r>
     </w:p>
     <w:p>

--- a/chapters/code-repositories.docx
+++ b/chapters/code-repositories.docx
@@ -15,7 +15,7 @@
         <w:pStyle w:val="Date"/>
       </w:pPr>
       <w:r>
-        <w:t xml:space="preserve">Last modified: 2026-10-14 12:29:23 (PDT)</w:t>
+        <w:t xml:space="preserve">Last modified: 2026-10-14 12:39:25 (PDT)</w:t>
       </w:r>
     </w:p>
     <w:p>

--- a/chapters/code-repositories.docx
+++ b/chapters/code-repositories.docx
@@ -15,7 +15,7 @@
         <w:pStyle w:val="Date"/>
       </w:pPr>
       <w:r>
-        <w:t xml:space="preserve">Last modified: 2026-10-14 12:39:25 (PDT)</w:t>
+        <w:t xml:space="preserve">Last modified: 2026-10-15 15:15:23 (PDT)</w:t>
       </w:r>
     </w:p>
     <w:p>

--- a/chapters/code-repositories.docx
+++ b/chapters/code-repositories.docx
@@ -15,7 +15,7 @@
         <w:pStyle w:val="Date"/>
       </w:pPr>
       <w:r>
-        <w:t xml:space="preserve">Last modified: 2026-10-15 15:15:23 (PDT)</w:t>
+        <w:t xml:space="preserve">Last modified: 2026-10-15 15:35:31 (PDT)</w:t>
       </w:r>
     </w:p>
     <w:p>

--- a/chapters/code-repositories.docx
+++ b/chapters/code-repositories.docx
@@ -15,7 +15,7 @@
         <w:pStyle w:val="Date"/>
       </w:pPr>
       <w:r>
-        <w:t xml:space="preserve">Last modified: 2026-10-15 15:35:31 (PDT)</w:t>
+        <w:t xml:space="preserve">Last modified: 2026-10-15 20:34:27 (PDT)</w:t>
       </w:r>
     </w:p>
     <w:p>

--- a/chapters/code-repositories.docx
+++ b/chapters/code-repositories.docx
@@ -15,7 +15,7 @@
         <w:pStyle w:val="Date"/>
       </w:pPr>
       <w:r>
-        <w:t xml:space="preserve">Last modified: 2026-10-15 20:34:27 (PDT)</w:t>
+        <w:t xml:space="preserve">Last modified: 2026-10-15 21:20:53 (PDT)</w:t>
       </w:r>
     </w:p>
     <w:p>

--- a/chapters/code-repositories.docx
+++ b/chapters/code-repositories.docx
@@ -15,7 +15,7 @@
         <w:pStyle w:val="Date"/>
       </w:pPr>
       <w:r>
-        <w:t xml:space="preserve">Last modified: 2026-10-15 21:20:53 (PDT)</w:t>
+        <w:t xml:space="preserve">Last modified: 2026-10-17 02:34:41 (PDT)</w:t>
       </w:r>
     </w:p>
     <w:p>

--- a/chapters/code-repositories.docx
+++ b/chapters/code-repositories.docx
@@ -15,7 +15,7 @@
         <w:pStyle w:val="Date"/>
       </w:pPr>
       <w:r>
-        <w:t xml:space="preserve">Last modified: 2026-10-17 02:34:41 (PDT)</w:t>
+        <w:t xml:space="preserve">Last modified: 2026-10-19 09:42:04 (PDT)</w:t>
       </w:r>
     </w:p>
     <w:p>

--- a/chapters/code-repositories.docx
+++ b/chapters/code-repositories.docx
@@ -15,7 +15,7 @@
         <w:pStyle w:val="Date"/>
       </w:pPr>
       <w:r>
-        <w:t xml:space="preserve">Last modified: 2026-10-19 09:42:04 (PDT)</w:t>
+        <w:t xml:space="preserve">Last modified: 2026-10-21 10:38:25 (PDT)</w:t>
       </w:r>
     </w:p>
     <w:p>

--- a/chapters/code-repositories.docx
+++ b/chapters/code-repositories.docx
@@ -15,7 +15,7 @@
         <w:pStyle w:val="Date"/>
       </w:pPr>
       <w:r>
-        <w:t xml:space="preserve">Last modified: 2026-10-21 10:38:25 (PDT)</w:t>
+        <w:t xml:space="preserve">Last modified: 2026-10-25 19:23:43 (PDT)</w:t>
       </w:r>
     </w:p>
     <w:p>

--- a/chapters/code-repositories.docx
+++ b/chapters/code-repositories.docx
@@ -15,7 +15,7 @@
         <w:pStyle w:val="Date"/>
       </w:pPr>
       <w:r>
-        <w:t xml:space="preserve">Last modified: 2026-10-25 19:23:43 (PDT)</w:t>
+        <w:t xml:space="preserve">Last modified: 2026-10-25 19:34:45 (PDT)</w:t>
       </w:r>
     </w:p>
     <w:p>

--- a/chapters/code-repositories.docx
+++ b/chapters/code-repositories.docx
@@ -15,7 +15,7 @@
         <w:pStyle w:val="Date"/>
       </w:pPr>
       <w:r>
-        <w:t xml:space="preserve">Last modified: 2026-10-25 19:34:45 (PDT)</w:t>
+        <w:t xml:space="preserve">Last modified: 2026-10-25 19:40:13 (PDT)</w:t>
       </w:r>
     </w:p>
     <w:p>

--- a/chapters/code-repositories.docx
+++ b/chapters/code-repositories.docx
@@ -15,7 +15,7 @@
         <w:pStyle w:val="Date"/>
       </w:pPr>
       <w:r>
-        <w:t xml:space="preserve">Last modified: 2026-10-25 19:40:13 (PDT)</w:t>
+        <w:t xml:space="preserve">Last modified: 2026-10-26 13:05:01 (PDT)</w:t>
       </w:r>
     </w:p>
     <w:p>

--- a/chapters/code-repositories.docx
+++ b/chapters/code-repositories.docx
@@ -15,7 +15,7 @@
         <w:pStyle w:val="Date"/>
       </w:pPr>
       <w:r>
-        <w:t xml:space="preserve">Last modified: 2026-10-26 13:05:01 (PDT)</w:t>
+        <w:t xml:space="preserve">Last modified: 2026-10-26 13:09:35 (PDT)</w:t>
       </w:r>
     </w:p>
     <w:p>

--- a/chapters/code-repositories.docx
+++ b/chapters/code-repositories.docx
@@ -15,7 +15,7 @@
         <w:pStyle w:val="Date"/>
       </w:pPr>
       <w:r>
-        <w:t xml:space="preserve">Last modified: 2026-10-26 13:09:35 (PDT)</w:t>
+        <w:t xml:space="preserve">Last modified: 2026-10-26 13:51:46 (PDT)</w:t>
       </w:r>
     </w:p>
     <w:p>

--- a/chapters/code-repositories.docx
+++ b/chapters/code-repositories.docx
@@ -15,7 +15,7 @@
         <w:pStyle w:val="Date"/>
       </w:pPr>
       <w:r>
-        <w:t xml:space="preserve">Last modified: 2026-10-26 13:51:46 (PDT)</w:t>
+        <w:t xml:space="preserve">Last modified: 2026-10-26 23:11:06 (PDT)</w:t>
       </w:r>
     </w:p>
     <w:p>

--- a/chapters/code-repositories.docx
+++ b/chapters/code-repositories.docx
@@ -15,7 +15,7 @@
         <w:pStyle w:val="Date"/>
       </w:pPr>
       <w:r>
-        <w:t xml:space="preserve">Last modified: 2026-10-26 23:11:06 (PDT)</w:t>
+        <w:t xml:space="preserve">Last modified: 2026-10-27 16:10:40 (PDT)</w:t>
       </w:r>
     </w:p>
     <w:p>

--- a/chapters/code-repositories.docx
+++ b/chapters/code-repositories.docx
@@ -15,7 +15,7 @@
         <w:pStyle w:val="Date"/>
       </w:pPr>
       <w:r>
-        <w:t xml:space="preserve">Last modified: 2026-10-27 16:10:40 (PDT)</w:t>
+        <w:t xml:space="preserve">Last modified: 2026-10-27 16:56:59 (PDT)</w:t>
       </w:r>
     </w:p>
     <w:p>

--- a/chapters/code-repositories.docx
+++ b/chapters/code-repositories.docx
@@ -15,7 +15,7 @@
         <w:pStyle w:val="Date"/>
       </w:pPr>
       <w:r>
-        <w:t xml:space="preserve">Last modified: 2026-10-27 16:56:59 (PDT)</w:t>
+        <w:t xml:space="preserve">Last modified: 2026-10-28 16:01:38 (PDT)</w:t>
       </w:r>
     </w:p>
     <w:p>

--- a/chapters/code-repositories.docx
+++ b/chapters/code-repositories.docx
@@ -15,7 +15,7 @@
         <w:pStyle w:val="Date"/>
       </w:pPr>
       <w:r>
-        <w:t xml:space="preserve">Last modified: 2026-10-28 16:01:38 (PDT)</w:t>
+        <w:t xml:space="preserve">Last modified: 2026-10-29 09:14:27 (PDT)</w:t>
       </w:r>
     </w:p>
     <w:p>
